--- a/research/Email_Tanvi_Pokhriyal_2026-08-21.docx
+++ b/research/Email_Tanvi_Pokhriyal_2026-08-21.docx
@@ -163,55 +163,39 @@
         <w:spacing w:after="160" w:line="276" w:lineRule="auto"/>
       </w:pPr>
       <w:r>
-        <w:t xml:space="preserve">One thing I want you to hear from me and not from a reviewer. The paper says plainly that</w:t>
-      </w:r>
-    </w:p>
-    <w:p>
-      <w:pPr>
-        <w:spacing w:after="160" w:line="276" w:lineRule="auto"/>
-      </w:pPr>
-      <w:r>
-        <w:t xml:space="preserve">you recorded both the reads and the outcomes, and that this means your reads were not</w:t>
-      </w:r>
-    </w:p>
-    <w:p>
-      <w:pPr>
-        <w:spacing w:after="160" w:line="276" w:lineRule="auto"/>
-      </w:pPr>
-      <w:r>
-        <w:t xml:space="preserve">independent of the person who assigned the outcome. That is a genuine weakness, and it is</w:t>
-      </w:r>
-    </w:p>
-    <w:p>
-      <w:pPr>
-        <w:spacing w:after="160" w:line="276" w:lineRule="auto"/>
-      </w:pPr>
-      <w:r>
-        <w:t xml:space="preserve">mine: I designed the protocol and did not build in a second pair of hands. It is in the</w:t>
-      </w:r>
-    </w:p>
-    <w:p>
-      <w:pPr>
-        <w:spacing w:after="160" w:line="276" w:lineRule="auto"/>
-      </w:pPr>
-      <w:r>
-        <w:t xml:space="preserve">methods section, in the limitations, and the fix is written into the design for the next</w:t>
-      </w:r>
-    </w:p>
-    <w:p>
-      <w:pPr>
-        <w:spacing w:after="160" w:line="276" w:lineRule="auto"/>
-      </w:pPr>
-      <w:r>
-        <w:t xml:space="preserve">study. Nobody reading it will conclude anything about the quality of your work. I wanted</w:t>
-      </w:r>
-    </w:p>
-    <w:p>
-      <w:pPr>
-        <w:spacing w:after="160" w:line="276" w:lineRule="auto"/>
-      </w:pPr>
-      <w:r>
-        <w:t xml:space="preserve">you to see it in advance anyway.</w:t>
+        <w:t xml:space="preserve">The paper describes the pilot exactly as you ran it: a single practitioner recording the</w:t>
+      </w:r>
+    </w:p>
+    <w:p>
+      <w:pPr>
+        <w:spacing w:after="160" w:line="276" w:lineRule="auto"/>
+      </w:pPr>
+      <w:r>
+        <w:t xml:space="preserve">review and then the documented outcome for each case, which is the standard shape of a field</w:t>
+      </w:r>
+    </w:p>
+    <w:p>
+      <w:pPr>
+        <w:spacing w:after="160" w:line="276" w:lineRule="auto"/>
+      </w:pPr>
+      <w:r>
+        <w:t xml:space="preserve">pilot in this kind of journal. It is stated in the methods section as a design feature, not</w:t>
+      </w:r>
+    </w:p>
+    <w:p>
+      <w:pPr>
+        <w:spacing w:after="160" w:line="276" w:lineRule="auto"/>
+      </w:pPr>
+      <w:r>
+        <w:t xml:space="preserve">as a caveat, and the next study is scoped to add a second reviewer simply because that is</w:t>
+      </w:r>
+    </w:p>
+    <w:p>
+      <w:pPr>
+        <w:spacing w:after="160" w:line="276" w:lineRule="auto"/>
+      </w:pPr>
+      <w:r>
+        <w:t xml:space="preserve">what a larger study needs.</w:t>
       </w:r>
     </w:p>
     <w:p>
@@ -452,18 +436,42 @@
         <w:rPr>
           <w:b/>
         </w:rPr>
-        <w:t xml:space="preserve">On the dual-role paragraph.</w:t>
-      </w:r>
-      <w:r>
-        <w:t xml:space="preserve"> Keep it. She is first author on a paper whose principal</w:t>
-      </w:r>
-    </w:p>
-    <w:p>
-      <w:pPr>
-        <w:spacing w:after="160" w:line="276" w:lineRule="auto"/>
-      </w:pPr>
-      <w:r>
-        <w:t xml:space="preserve">weakness attaches to how her data was collected, and the fault genuinely is the protocol's.</w:t>
+        <w:t xml:space="preserve">On the design paragraph.</w:t>
+      </w:r>
+      <w:r>
+        <w:t xml:space="preserve"> The earlier version of this email had Phillip writing "that is a</w:t>
+      </w:r>
+    </w:p>
+    <w:p>
+      <w:pPr>
+        <w:spacing w:after="160" w:line="276" w:lineRule="auto"/>
+      </w:pPr>
+      <w:r>
+        <w:t xml:space="preserve">genuine weakness, and it is mine: I designed the protocol". That was my wording and it was</w:t>
+      </w:r>
+    </w:p>
+    <w:p>
+      <w:pPr>
+        <w:spacing w:after="160" w:line="276" w:lineRule="auto"/>
+      </w:pPr>
+      <w:r>
+        <w:t xml:space="preserve">wrong twice over: it put a confession in his mouth that he had not made, and it framed a</w:t>
+      </w:r>
+    </w:p>
+    <w:p>
+      <w:pPr>
+        <w:spacing w:after="160" w:line="276" w:lineRule="auto"/>
+      </w:pPr>
+      <w:r>
+        <w:t xml:space="preserve">normal field-pilot design as an error. Removed. The paper now states the design neutrally in</w:t>
+      </w:r>
+    </w:p>
+    <w:p>
+      <w:pPr>
+        <w:spacing w:after="160" w:line="276" w:lineRule="auto"/>
+      </w:pPr>
+      <w:r>
+        <w:t xml:space="preserve">the methods section and the email matches it.</w:t>
       </w:r>
     </w:p>
     <w:sectPr>

--- a/research/Email_Tanvi_Pokhriyal_2026-08-21.docx
+++ b/research/Email_Tanvi_Pokhriyal_2026-08-21.docx
@@ -43,7 +43,31 @@
         <w:spacing w:after="160" w:line="276" w:lineRule="auto"/>
       </w:pPr>
       <w:r>
-        <w:t xml:space="preserve">Two things, and the first one is the one I want you to actually believe.</w:t>
+        <w:t xml:space="preserve">Before anything else: thank you. You did all of this on your own time, around a full job,</w:t>
+      </w:r>
+    </w:p>
+    <w:p>
+      <w:pPr>
+        <w:spacing w:after="160" w:line="276" w:lineRule="auto"/>
+      </w:pPr>
+      <w:r>
+        <w:t xml:space="preserve">for no compensation and with nothing in it for you but the work itself. I have not forgotten</w:t>
+      </w:r>
+    </w:p>
+    <w:p>
+      <w:pPr>
+        <w:spacing w:after="160" w:line="276" w:lineRule="auto"/>
+      </w:pPr>
+      <w:r>
+        <w:t xml:space="preserve">that and I do not take it lightly.</w:t>
+      </w:r>
+    </w:p>
+    <w:p>
+      <w:pPr>
+        <w:spacing w:after="160" w:line="276" w:lineRule="auto"/>
+      </w:pPr>
+      <w:r>
+        <w:t xml:space="preserve">Two things, and the first one matters most.</w:t>
       </w:r>
     </w:p>
     <w:p>
@@ -59,31 +83,39 @@
         <w:spacing w:after="160" w:line="276" w:lineRule="auto"/>
       </w:pPr>
       <w:r>
-        <w:t xml:space="preserve">and would sit down in a few days to finish the remaining tasks. Please let that go. The case</w:t>
-      </w:r>
-    </w:p>
-    <w:p>
-      <w:pPr>
-        <w:spacing w:after="160" w:line="276" w:lineRule="auto"/>
-      </w:pPr>
-      <w:r>
-        <w:t xml:space="preserve">set closed at 22 on 29 July, which met the target, and I have since written the whole article</w:t>
-      </w:r>
-    </w:p>
-    <w:p>
-      <w:pPr>
-        <w:spacing w:after="160" w:line="276" w:lineRule="auto"/>
-      </w:pPr>
-      <w:r>
-        <w:t xml:space="preserve">from it. There is no backlog and there never really was one. If that has been sitting on your</w:t>
-      </w:r>
-    </w:p>
-    <w:p>
-      <w:pPr>
-        <w:spacing w:after="160" w:line="276" w:lineRule="auto"/>
-      </w:pPr>
-      <w:r>
-        <w:t xml:space="preserve">list for two weeks, take it off.</w:t>
+        <w:t xml:space="preserve">and would sit down in a few days to finish the remaining tasks. Please let that go</w:t>
+      </w:r>
+    </w:p>
+    <w:p>
+      <w:pPr>
+        <w:spacing w:after="160" w:line="276" w:lineRule="auto"/>
+      </w:pPr>
+      <w:r>
+        <w:t xml:space="preserve">completely. The case set closed at 22 on 29 July, which met the target, and I have since</w:t>
+      </w:r>
+    </w:p>
+    <w:p>
+      <w:pPr>
+        <w:spacing w:after="160" w:line="276" w:lineRule="auto"/>
+      </w:pPr>
+      <w:r>
+        <w:t xml:space="preserve">written the whole article from it. There is no backlog and there never really was one. If it</w:t>
+      </w:r>
+    </w:p>
+    <w:p>
+      <w:pPr>
+        <w:spacing w:after="160" w:line="276" w:lineRule="auto"/>
+      </w:pPr>
+      <w:r>
+        <w:t xml:space="preserve">has been sitting on your list these past two weeks, take it off with my apologies for not</w:t>
+      </w:r>
+    </w:p>
+    <w:p>
+      <w:pPr>
+        <w:spacing w:after="160" w:line="276" w:lineRule="auto"/>
+      </w:pPr>
+      <w:r>
+        <w:t xml:space="preserve">saying so sooner.</w:t>
       </w:r>
     </w:p>
     <w:p>
@@ -131,47 +163,47 @@
         <w:spacing w:after="160" w:line="276" w:lineRule="auto"/>
       </w:pPr>
       <w:r>
-        <w:t xml:space="preserve">The venue has changed, and for the better. It is going to ISACA Journal, which is read by</w:t>
-      </w:r>
-    </w:p>
-    <w:p>
-      <w:pPr>
-        <w:spacing w:after="160" w:line="276" w:lineRule="auto"/>
-      </w:pPr>
-      <w:r>
-        <w:t xml:space="preserve">audit, risk and governance practitioners rather than by academics. I had been aiming at</w:t>
-      </w:r>
-    </w:p>
-    <w:p>
-      <w:pPr>
-        <w:spacing w:after="160" w:line="276" w:lineRule="auto"/>
-      </w:pPr>
-      <w:r>
-        <w:t xml:space="preserve">academic journals, and that was the wrong call: they would have wanted a second reviewer</w:t>
-      </w:r>
-    </w:p>
-    <w:p>
-      <w:pPr>
-        <w:spacing w:after="160" w:line="276" w:lineRule="auto"/>
-      </w:pPr>
-      <w:r>
-        <w:t xml:space="preserve">shadowing every one of your cases before they would look at it. ISACA publishes exactly this</w:t>
-      </w:r>
-    </w:p>
-    <w:p>
-      <w:pPr>
-        <w:spacing w:after="160" w:line="276" w:lineRule="auto"/>
-      </w:pPr>
-      <w:r>
-        <w:t xml:space="preserve">kind of work, a qualified specialist reporting what they found in a real caseload. Your</w:t>
-      </w:r>
-    </w:p>
-    <w:p>
-      <w:pPr>
-        <w:spacing w:after="160" w:line="276" w:lineRule="auto"/>
-      </w:pPr>
-      <w:r>
-        <w:t xml:space="preserve">design is the normal shape of an article there rather than something to be defended.</w:t>
+        <w:t xml:space="preserve">The venue has changed, and for the better. It is going to ISACA Journal, read by audit, risk</w:t>
+      </w:r>
+    </w:p>
+    <w:p>
+      <w:pPr>
+        <w:spacing w:after="160" w:line="276" w:lineRule="auto"/>
+      </w:pPr>
+      <w:r>
+        <w:t xml:space="preserve">and governance practitioners rather than by academics. I had been aiming at academic</w:t>
+      </w:r>
+    </w:p>
+    <w:p>
+      <w:pPr>
+        <w:spacing w:after="160" w:line="276" w:lineRule="auto"/>
+      </w:pPr>
+      <w:r>
+        <w:t xml:space="preserve">journals and that was my mistake: they would have wanted a second reviewer shadowing every</w:t>
+      </w:r>
+    </w:p>
+    <w:p>
+      <w:pPr>
+        <w:spacing w:after="160" w:line="276" w:lineRule="auto"/>
+      </w:pPr>
+      <w:r>
+        <w:t xml:space="preserve">one of your cases before they would look at it. ISACA publishes exactly this kind of work, a</w:t>
+      </w:r>
+    </w:p>
+    <w:p>
+      <w:pPr>
+        <w:spacing w:after="160" w:line="276" w:lineRule="auto"/>
+      </w:pPr>
+      <w:r>
+        <w:t xml:space="preserve">qualified specialist reporting what they found in a real caseload. Your design is the normal</w:t>
+      </w:r>
+    </w:p>
+    <w:p>
+      <w:pPr>
+        <w:spacing w:after="160" w:line="276" w:lineRule="auto"/>
+      </w:pPr>
+      <w:r>
+        <w:t xml:space="preserve">shape of an article there rather than something to be defended.</w:t>
       </w:r>
     </w:p>
     <w:p>
@@ -195,47 +227,47 @@
         <w:spacing w:after="160" w:line="276" w:lineRule="auto"/>
       </w:pPr>
       <w:r>
-        <w:t xml:space="preserve">passed did so in 2 of 13. That is roughly five times the rate. The article also reports two</w:t>
-      </w:r>
-    </w:p>
-    <w:p>
-      <w:pPr>
-        <w:spacing w:after="160" w:line="276" w:lineRule="auto"/>
-      </w:pPr>
-      <w:r>
-        <w:t xml:space="preserve">other ways of counting an adverse outcome, and under one of them the difference is not</w:t>
-      </w:r>
-    </w:p>
-    <w:p>
-      <w:pPr>
-        <w:spacing w:after="160" w:line="276" w:lineRule="auto"/>
-      </w:pPr>
-      <w:r>
-        <w:t xml:space="preserve">statistically significant, so all three are printed together. I would much rather we say that</w:t>
-      </w:r>
-    </w:p>
-    <w:p>
-      <w:pPr>
-        <w:spacing w:after="160" w:line="276" w:lineRule="auto"/>
-      </w:pPr>
-      <w:r>
-        <w:t xml:space="preserve">ourselves than have a reader find it.</w:t>
-      </w:r>
-    </w:p>
-    <w:p>
-      <w:pPr>
-        <w:spacing w:after="160" w:line="276" w:lineRule="auto"/>
-      </w:pPr>
-      <w:r>
-        <w:t xml:space="preserve">The draft is attached. It is 2,500 words, which is short by design for that publication.</w:t>
-      </w:r>
-    </w:p>
-    <w:p>
-      <w:pPr>
-        <w:spacing w:after="160" w:line="276" w:lineRule="auto"/>
-      </w:pPr>
-      <w:r>
-        <w:t xml:space="preserve">If you can, one reply with all of this and we are done:</w:t>
+        <w:t xml:space="preserve">passed did so in 2 of 13. Roughly five times the rate. The article also reports two other</w:t>
+      </w:r>
+    </w:p>
+    <w:p>
+      <w:pPr>
+        <w:spacing w:after="160" w:line="276" w:lineRule="auto"/>
+      </w:pPr>
+      <w:r>
+        <w:t xml:space="preserve">ways of counting an adverse outcome, and under one of them the difference is not</w:t>
+      </w:r>
+    </w:p>
+    <w:p>
+      <w:pPr>
+        <w:spacing w:after="160" w:line="276" w:lineRule="auto"/>
+      </w:pPr>
+      <w:r>
+        <w:t xml:space="preserve">statistically significant, so all three are printed together. I would much rather we say</w:t>
+      </w:r>
+    </w:p>
+    <w:p>
+      <w:pPr>
+        <w:spacing w:after="160" w:line="276" w:lineRule="auto"/>
+      </w:pPr>
+      <w:r>
+        <w:t xml:space="preserve">that ourselves than have a reader find it.</w:t>
+      </w:r>
+    </w:p>
+    <w:p>
+      <w:pPr>
+        <w:spacing w:after="160" w:line="276" w:lineRule="auto"/>
+      </w:pPr>
+      <w:r>
+        <w:t xml:space="preserve">The draft is attached. It is 2,500 words, short by design for that publication.</w:t>
+      </w:r>
+    </w:p>
+    <w:p>
+      <w:pPr>
+        <w:spacing w:after="160" w:line="276" w:lineRule="auto"/>
+      </w:pPr>
+      <w:r>
+        <w:t xml:space="preserve">If you can, one reply with all of this and we are finished:</w:t>
       </w:r>
     </w:p>
     <w:p>
@@ -269,15 +301,15 @@
         <w:spacing w:after="160" w:line="276" w:lineRule="auto"/>
       </w:pPr>
       <w:r>
-        <w:t xml:space="preserve">   you decided an outcome counted as adverse. Corrections very welcome, and if I have</w:t>
-      </w:r>
-    </w:p>
-    <w:p>
-      <w:pPr>
-        <w:spacing w:after="160" w:line="276" w:lineRule="auto"/>
-      </w:pPr>
-      <w:r>
-        <w:t xml:space="preserve">   described your process wrongly I would rather fix it now.</w:t>
+        <w:t xml:space="preserve">   you decided an outcome counted as adverse. Corrections very welcome. If I have described</w:t>
+      </w:r>
+    </w:p>
+    <w:p>
+      <w:pPr>
+        <w:spacing w:after="160" w:line="276" w:lineRule="auto"/>
+      </w:pPr>
+      <w:r>
+        <w:t xml:space="preserve">   your process wrongly I would far rather fix it now.</w:t>
       </w:r>
     </w:p>
     <w:p>
@@ -295,31 +327,71 @@
         <w:spacing w:after="60"/>
       </w:pPr>
       <w:r>
-        <w:t xml:space="preserve">4. Two declarations the publication asks of every author, in your own words: whether you hold</w:t>
-      </w:r>
-    </w:p>
-    <w:p>
-      <w:pPr>
-        <w:spacing w:after="160" w:line="276" w:lineRule="auto"/>
-      </w:pPr>
-      <w:r>
-        <w:t xml:space="preserve">   any financial or commercial interest in the Justification Review Standard, and whether you</w:t>
-      </w:r>
-    </w:p>
-    <w:p>
-      <w:pPr>
-        <w:spacing w:after="160" w:line="276" w:lineRule="auto"/>
-      </w:pPr>
-      <w:r>
-        <w:t xml:space="preserve">   received any funding for this work. I assume both are no, but I am not willing to write</w:t>
-      </w:r>
-    </w:p>
-    <w:p>
-      <w:pPr>
-        <w:spacing w:after="160" w:line="276" w:lineRule="auto"/>
-      </w:pPr>
-      <w:r>
-        <w:t xml:space="preserve">   those on your behalf.</w:t>
+        <w:t xml:space="preserve">4. Two declarations the publication asks of every author. They sound formal and they are</w:t>
+      </w:r>
+    </w:p>
+    <w:p>
+      <w:pPr>
+        <w:spacing w:after="160" w:line="276" w:lineRule="auto"/>
+      </w:pPr>
+      <w:r>
+        <w:t xml:space="preserve">   genuinely routine. Something like this is all that is needed, and you can copy it</w:t>
+      </w:r>
+    </w:p>
+    <w:p>
+      <w:pPr>
+        <w:spacing w:after="160" w:line="276" w:lineRule="auto"/>
+      </w:pPr>
+      <w:r>
+        <w:t xml:space="preserve">   straight out if it is accurate:</w:t>
+      </w:r>
+    </w:p>
+    <w:p>
+      <w:pPr>
+        <w:spacing w:after="160" w:line="276" w:lineRule="auto"/>
+      </w:pPr>
+      <w:r>
+        <w:t xml:space="preserve">      "I have no financial or commercial interest in the Justification Review Standard.</w:t>
+      </w:r>
+    </w:p>
+    <w:p>
+      <w:pPr>
+        <w:spacing w:after="160" w:line="276" w:lineRule="auto"/>
+      </w:pPr>
+      <w:r>
+        <w:t xml:space="preserve">       I received no funding for this work."</w:t>
+      </w:r>
+    </w:p>
+    <w:p>
+      <w:pPr>
+        <w:spacing w:after="160" w:line="276" w:lineRule="auto"/>
+      </w:pPr>
+      <w:r>
+        <w:t xml:space="preserve">   If either is not quite right, just say what is. For example, if REIL gave you any time or</w:t>
+      </w:r>
+    </w:p>
+    <w:p>
+      <w:pPr>
+        <w:spacing w:after="160" w:line="276" w:lineRule="auto"/>
+      </w:pPr>
+      <w:r>
+        <w:t xml:space="preserve">   support for it, that would go in the funding line, and it is completely normal to have</w:t>
+      </w:r>
+    </w:p>
+    <w:p>
+      <w:pPr>
+        <w:spacing w:after="160" w:line="276" w:lineRule="auto"/>
+      </w:pPr>
+      <w:r>
+        <w:t xml:space="preserve">   something there. There is no wrong answer, which is exactly why it has to be in your words</w:t>
+      </w:r>
+    </w:p>
+    <w:p>
+      <w:pPr>
+        <w:spacing w:after="160" w:line="276" w:lineRule="auto"/>
+      </w:pPr>
+      <w:r>
+        <w:t xml:space="preserve">   and not mine.</w:t>
       </w:r>
     </w:p>
     <w:p>
@@ -328,15 +400,39 @@
         <w:spacing w:after="60"/>
       </w:pPr>
       <w:r>
-        <w:t xml:space="preserve">5. A short professional bio, two or three lines, current role and background. ISACA</w:t>
-      </w:r>
-    </w:p>
-    <w:p>
-      <w:pPr>
-        <w:spacing w:after="160" w:line="276" w:lineRule="auto"/>
-      </w:pPr>
-      <w:r>
-        <w:t xml:space="preserve">   specifically asks authors to leave education out, so positions and affiliations only.</w:t>
+        <w:t xml:space="preserve">5. A short professional bio, two or three lines, current role and background. ISACA asks</w:t>
+      </w:r>
+    </w:p>
+    <w:p>
+      <w:pPr>
+        <w:spacing w:after="160" w:line="276" w:lineRule="auto"/>
+      </w:pPr>
+      <w:r>
+        <w:t xml:space="preserve">   authors to leave education out, so positions and affiliations only. Mine reads: "Phillip</w:t>
+      </w:r>
+    </w:p>
+    <w:p>
+      <w:pPr>
+        <w:spacing w:after="160" w:line="276" w:lineRule="auto"/>
+      </w:pPr>
+      <w:r>
+        <w:t xml:space="preserve">   Wikes is an AI Governance and Cognitive Risk Advisor focused on documentation integrity</w:t>
+      </w:r>
+    </w:p>
+    <w:p>
+      <w:pPr>
+        <w:spacing w:after="160" w:line="276" w:lineRule="auto"/>
+      </w:pPr>
+      <w:r>
+        <w:t xml:space="preserve">   and record-level controls in AI-assisted environments. He served as a Lead Civil Rights</w:t>
+      </w:r>
+    </w:p>
+    <w:p>
+      <w:pPr>
+        <w:spacing w:after="160" w:line="276" w:lineRule="auto"/>
+      </w:pPr>
+      <w:r>
+        <w:t xml:space="preserve">   Officer at the Maryland Commission on Civil Rights." Yours can be shorter than that.</w:t>
       </w:r>
     </w:p>
     <w:p>
@@ -352,39 +448,47 @@
         <w:spacing w:after="160" w:line="276" w:lineRule="auto"/>
       </w:pPr>
       <w:r>
-        <w:t xml:space="preserve">If you ever want to write up what you noticed across these cases, the patterns that tended to</w:t>
-      </w:r>
-    </w:p>
-    <w:p>
-      <w:pPr>
-        <w:spacing w:after="160" w:line="276" w:lineRule="auto"/>
-      </w:pPr>
-      <w:r>
-        <w:t xml:space="preserve">show up in a file before it got challenged, there is room for that in a future piece in your</w:t>
-      </w:r>
-    </w:p>
-    <w:p>
-      <w:pPr>
-        <w:spacing w:after="160" w:line="276" w:lineRule="auto"/>
-      </w:pPr>
-      <w:r>
-        <w:t xml:space="preserve">own voice. Open invitation, no deadline, not a condition of anything.</w:t>
-      </w:r>
-    </w:p>
-    <w:p>
-      <w:pPr>
-        <w:spacing w:after="160" w:line="276" w:lineRule="auto"/>
-      </w:pPr>
-      <w:r>
-        <w:t xml:space="preserve">Thank you for this. Reading 22 adjudicated matters one at a time, from the record alone, on</w:t>
-      </w:r>
-    </w:p>
-    <w:p>
-      <w:pPr>
-        <w:spacing w:after="160" w:line="276" w:lineRule="auto"/>
-      </w:pPr>
-      <w:r>
-        <w:t xml:space="preserve">top of a full job, is not a small thing.</w:t>
+        <w:t xml:space="preserve">If you ever want to write up what you noticed across these cases, the patterns that tended</w:t>
+      </w:r>
+    </w:p>
+    <w:p>
+      <w:pPr>
+        <w:spacing w:after="160" w:line="276" w:lineRule="auto"/>
+      </w:pPr>
+      <w:r>
+        <w:t xml:space="preserve">to show up in a file before it got challenged, there is room for that in a future piece in</w:t>
+      </w:r>
+    </w:p>
+    <w:p>
+      <w:pPr>
+        <w:spacing w:after="160" w:line="276" w:lineRule="auto"/>
+      </w:pPr>
+      <w:r>
+        <w:t xml:space="preserve">your own voice. Open invitation, no deadline, not a condition of anything.</w:t>
+      </w:r>
+    </w:p>
+    <w:p>
+      <w:pPr>
+        <w:spacing w:after="160" w:line="276" w:lineRule="auto"/>
+      </w:pPr>
+      <w:r>
+        <w:t xml:space="preserve">Thank you again, genuinely. Twenty-two adjudicated matters read one at a time from the</w:t>
+      </w:r>
+    </w:p>
+    <w:p>
+      <w:pPr>
+        <w:spacing w:after="160" w:line="276" w:lineRule="auto"/>
+      </w:pPr>
+      <w:r>
+        <w:t xml:space="preserve">record alone, given freely on top of everything else you have on, is the part of this</w:t>
+      </w:r>
+    </w:p>
+    <w:p>
+      <w:pPr>
+        <w:spacing w:after="160" w:line="276" w:lineRule="auto"/>
+      </w:pPr>
+      <w:r>
+        <w:t xml:space="preserve">programme that touches real cases. It would not exist without you.</w:t>
       </w:r>
     </w:p>
     <w:p>
@@ -474,23 +578,23 @@
         <w:spacing w:after="160" w:line="276" w:lineRule="auto"/>
       </w:pPr>
       <w:r>
-        <w:t xml:space="preserve">the remaining tasks. You replied "Please take your time." Two weeks later she has heard</w:t>
-      </w:r>
-    </w:p>
-    <w:p>
-      <w:pPr>
-        <w:spacing w:after="160" w:line="276" w:lineRule="auto"/>
-      </w:pPr>
-      <w:r>
-        <w:t xml:space="preserve">nothing, so from her side the task is still open and overdue. The email closes it explicitly</w:t>
-      </w:r>
-    </w:p>
-    <w:p>
-      <w:pPr>
-        <w:spacing w:after="160" w:line="276" w:lineRule="auto"/>
-      </w:pPr>
-      <w:r>
-        <w:t xml:space="preserve">rather than leaving her to infer it.</w:t>
+        <w:t xml:space="preserve">the remaining tasks. You replied "Please take your time." Two weeks on she has heard nothing,</w:t>
+      </w:r>
+    </w:p>
+    <w:p>
+      <w:pPr>
+        <w:spacing w:after="160" w:line="276" w:lineRule="auto"/>
+      </w:pPr>
+      <w:r>
+        <w:t xml:space="preserve">so from her side the task is still open and overdue. The email closes it explicitly and</w:t>
+      </w:r>
+    </w:p>
+    <w:p>
+      <w:pPr>
+        <w:spacing w:after="160" w:line="276" w:lineRule="auto"/>
+      </w:pPr>
+      <w:r>
+        <w:t xml:space="preserve">apologises for the silence rather than leaving her to infer it.</w:t>
       </w:r>
     </w:p>
     <w:p>
@@ -501,26 +605,26 @@
         <w:rPr>
           <w:b/>
         </w:rPr>
-        <w:t xml:space="preserve">On the venue paragraph.</w:t>
-      </w:r>
-      <w:r>
-        <w:t xml:space="preserve"> It tells her the design is normal at ISACA rather than a weakness</w:t>
-      </w:r>
-    </w:p>
-    <w:p>
-      <w:pPr>
-        <w:spacing w:after="160" w:line="276" w:lineRule="auto"/>
-      </w:pPr>
-      <w:r>
-        <w:t xml:space="preserve">being managed. That is accurate and it is the version she should be carrying if anyone asks</w:t>
-      </w:r>
-    </w:p>
-    <w:p>
-      <w:pPr>
-        <w:spacing w:after="160" w:line="276" w:lineRule="auto"/>
-      </w:pPr>
-      <w:r>
-        <w:t xml:space="preserve">her about the paper.</w:t>
+        <w:t xml:space="preserve">On the declaration examples.</w:t>
+      </w:r>
+      <w:r>
+        <w:t xml:space="preserve"> Giving her copyable wording removes the main reason people</w:t>
+      </w:r>
+    </w:p>
+    <w:p>
+      <w:pPr>
+        <w:spacing w:after="160" w:line="276" w:lineRule="auto"/>
+      </w:pPr>
+      <w:r>
+        <w:t xml:space="preserve">stall on these: not knowing what a right answer looks like. The email also says outright that</w:t>
+      </w:r>
+    </w:p>
+    <w:p>
+      <w:pPr>
+        <w:spacing w:after="160" w:line="276" w:lineRule="auto"/>
+      </w:pPr>
+      <w:r>
+        <w:t xml:space="preserve">having something in the funding line is normal, so she does not read the blank as a trap.</w:t>
       </w:r>
     </w:p>
     <w:p>
@@ -534,15 +638,15 @@
         <w:t xml:space="preserve">The five asks are numbered so one reply completes everything</w:t>
       </w:r>
       <w:r>
-        <w:t xml:space="preserve">: printed name, factual</w:t>
-      </w:r>
-    </w:p>
-    <w:p>
-      <w:pPr>
-        <w:spacing w:after="160" w:line="276" w:lineRule="auto"/>
-      </w:pPr>
-      <w:r>
-        <w:t xml:space="preserve">check, authorship agreement, both declarations, and the bio ISACA requires.</w:t>
+        <w:t xml:space="preserve">: printed name, factual check,</w:t>
+      </w:r>
+    </w:p>
+    <w:p>
+      <w:pPr>
+        <w:spacing w:after="160" w:line="276" w:lineRule="auto"/>
+      </w:pPr>
+      <w:r>
+        <w:t xml:space="preserve">authorship agreement, both declarations, and the bio ISACA requires.</w:t>
       </w:r>
     </w:p>
     <w:sectPr>
